--- a/Fase 1 – Análisis del entorno, riesgos y diseño de la solución/Edwin_Gomez/capturas_pruebas_documentos_configuraciones/Analisis Riesgos y Estrategia Validacion QA -Edwin Gomez.docx
+++ b/Fase 1 – Análisis del entorno, riesgos y diseño de la solución/Edwin_Gomez/capturas_pruebas_documentos_configuraciones/Analisis Riesgos y Estrategia Validacion QA -Edwin Gomez.docx
@@ -344,6 +344,60 @@
           <w:rFonts w:ascii="Calibri" w:hAnsi="Calibri" w:cs="Calibri"/>
         </w:rPr>
       </w:pPr>
+    </w:p>
+    <w:p>
+      <w:pPr>
+        <w:rPr>
+          <w:rFonts w:ascii="Calibri" w:hAnsi="Calibri" w:cs="Calibri"/>
+          <w:b/>
+          <w:bCs/>
+          <w:sz w:val="24"/>
+          <w:szCs w:val="24"/>
+        </w:rPr>
+      </w:pPr>
+      <w:r>
+        <w:rPr>
+          <w:rFonts w:ascii="Calibri" w:hAnsi="Calibri" w:cs="Calibri"/>
+          <w:b/>
+          <w:bCs/>
+          <w:sz w:val="24"/>
+          <w:szCs w:val="24"/>
+        </w:rPr>
+        <w:t>Resultado del Análisis Realizado</w:t>
+      </w:r>
+    </w:p>
+    <w:p>
+      <w:pPr>
+        <w:rPr>
+          <w:rFonts w:ascii="Calibri" w:hAnsi="Calibri" w:cs="Calibri"/>
+        </w:rPr>
+      </w:pPr>
+    </w:p>
+    <w:p>
+      <w:pPr>
+        <w:rPr>
+          <w:rFonts w:ascii="Calibri" w:hAnsi="Calibri" w:cs="Calibri"/>
+        </w:rPr>
+      </w:pPr>
+      <w:r>
+        <w:rPr>
+          <w:rFonts w:ascii="Calibri" w:hAnsi="Calibri" w:cs="Calibri"/>
+        </w:rPr>
+        <w:t>Como resultado de las actividades desarrolladas durante esta fase, se elaboró una matriz de riesgos orientada a identificar amenazas potenciales para la aplicación web que será protegida dentro del proyecto WAF Shield Cloud. La matriz permitió clasificar los riesgos identificados mediante criterios de probabilidad e impacto, estableciendo una referencia inicial para apoyar las decisiones relacionadas con el diseño de la protección perimetral y la futura configuración del WAF.</w:t>
+      </w:r>
+    </w:p>
+    <w:p>
+      <w:pPr>
+        <w:rPr>
+          <w:rFonts w:ascii="Calibri" w:hAnsi="Calibri" w:cs="Calibri"/>
+        </w:rPr>
+      </w:pPr>
+      <w:r>
+        <w:rPr>
+          <w:rFonts w:ascii="Calibri" w:hAnsi="Calibri" w:cs="Calibri"/>
+        </w:rPr>
+        <w:t>La información obtenida constituye un insumo para las siguientes etapas del proyecto, en las cuales se definirán controles específicos, reglas de seguridad y actividades de validación orientadas a verificar la efectividad de la solución implementada.</w:t>
+      </w:r>
     </w:p>
     <w:sectPr>
       <w:pgSz w:w="12240" w:h="15840"/>
